--- a/WerkstattPilot/02_dokumentation/aufgabe_3_analyse/werkstattpilot_aufgabe3_analysemodell.docx
+++ b/WerkstattPilot/02_dokumentation/aufgabe_3_analyse/werkstattpilot_aufgabe3_analysemodell.docx
@@ -4,19 +4,22 @@
   <w:body>
     <w:p>
       <w:pPr>
-        <w:spacing w:after="0"/>
         <w:jc w:val="center"/>
         <w:rPr>
+          <w:b/>
+          <w:color w:val="1F4E79"/>
+          <w:sz w:val="56"/>
           <w:lang w:val="de-CH"/>
         </w:rPr>
       </w:pPr>
       <w:proofErr w:type="spellStart"/>
       <w:r>
         <w:rPr>
+          <w:rFonts w:asciiTheme="majorHAnsi" w:hAnsiTheme="majorHAnsi"/>
           <w:b/>
           <w:color w:val="1F4E79"/>
-          <w:sz w:val="56"/>
-          <w:lang w:val="de-CH"/>
+          <w:sz w:val="52"/>
+          <w:lang w:val="de-DE"/>
         </w:rPr>
         <w:t>WerkstattPilot</w:t>
       </w:r>
@@ -24,25 +27,54 @@
     </w:p>
     <w:p>
       <w:pPr>
+        <w:spacing w:before="240" w:after="200" w:line="276" w:lineRule="auto"/>
         <w:jc w:val="center"/>
         <w:rPr>
-          <w:lang w:val="de-CH"/>
+          <w:rFonts w:asciiTheme="majorHAnsi" w:eastAsia="Arial" w:hAnsiTheme="majorHAnsi"/>
+          <w:b/>
+          <w:color w:val="1F4E79"/>
+          <w:sz w:val="28"/>
+          <w:lang w:val="de-DE"/>
         </w:rPr>
       </w:pPr>
       <w:r>
         <w:rPr>
-          <w:color w:val="005C96"/>
-          <w:sz w:val="26"/>
-          <w:lang w:val="de-CH"/>
+          <w:rFonts w:asciiTheme="majorHAnsi" w:eastAsia="Arial" w:hAnsiTheme="majorHAnsi"/>
+          <w:b/>
+          <w:color w:val="1F4E79"/>
+          <w:sz w:val="28"/>
+          <w:lang w:val="de-DE"/>
+        </w:rPr>
+        <w:t>Aufgabe 3: Objektorientierte Analyse (OOA)</w:t>
+      </w:r>
+    </w:p>
+    <w:p>
+      <w:pPr>
+        <w:spacing w:after="200" w:line="276" w:lineRule="auto"/>
+        <w:jc w:val="center"/>
+        <w:rPr>
+          <w:rFonts w:asciiTheme="majorHAnsi" w:eastAsia="Arial" w:hAnsiTheme="majorHAnsi"/>
+          <w:color w:val="0080A0"/>
+          <w:sz w:val="24"/>
+          <w:lang w:val="de-DE"/>
+        </w:rPr>
+      </w:pPr>
+      <w:r>
+        <w:rPr>
+          <w:rFonts w:asciiTheme="majorHAnsi" w:eastAsia="Arial" w:hAnsiTheme="majorHAnsi"/>
+          <w:color w:val="0080A0"/>
+          <w:sz w:val="24"/>
+          <w:lang w:val="de-DE"/>
         </w:rPr>
         <w:t xml:space="preserve">Digitale Auftragsabwicklung für </w:t>
       </w:r>
       <w:proofErr w:type="spellStart"/>
       <w:r>
         <w:rPr>
-          <w:color w:val="005C96"/>
-          <w:sz w:val="26"/>
-          <w:lang w:val="de-CH"/>
+          <w:rFonts w:asciiTheme="majorHAnsi" w:eastAsia="Arial" w:hAnsiTheme="majorHAnsi"/>
+          <w:color w:val="0080A0"/>
+          <w:sz w:val="24"/>
+          <w:lang w:val="de-DE"/>
         </w:rPr>
         <w:t>KFZ-Werkstätten</w:t>
       </w:r>
@@ -50,7 +82,7 @@
     </w:p>
     <w:p>
       <w:pPr>
-        <w:spacing w:after="160"/>
+        <w:spacing w:after="0"/>
         <w:jc w:val="center"/>
       </w:pPr>
       <w:r>
@@ -96,46 +128,47 @@
     </w:p>
     <w:p>
       <w:pPr>
+        <w:spacing w:line="360" w:lineRule="auto"/>
         <w:jc w:val="center"/>
         <w:rPr>
-          <w:lang w:val="de-CH"/>
-        </w:rPr>
-      </w:pPr>
-      <w:proofErr w:type="gramStart"/>
-      <w:r>
-        <w:rPr>
-          <w:b/>
-          <w:sz w:val="24"/>
-          <w:lang w:val="de-CH"/>
-        </w:rPr>
-        <w:t>Software Engineering</w:t>
-      </w:r>
-      <w:proofErr w:type="gramEnd"/>
-      <w:r>
-        <w:rPr>
-          <w:b/>
-          <w:sz w:val="24"/>
-          <w:lang w:val="de-CH"/>
-        </w:rPr>
-        <w:t xml:space="preserve"> 1 - Projektarbeit</w:t>
-      </w:r>
-    </w:p>
-    <w:p>
-      <w:pPr>
-        <w:spacing w:after="240"/>
-        <w:jc w:val="center"/>
-        <w:rPr>
-          <w:lang w:val="de-CH"/>
+          <w:rFonts w:asciiTheme="majorHAnsi" w:hAnsiTheme="majorHAnsi"/>
+          <w:i/>
+          <w:color w:val="5A5A5A"/>
+          <w:sz w:val="16"/>
+          <w:lang w:val="de-DE"/>
         </w:rPr>
       </w:pPr>
       <w:r>
         <w:rPr>
-          <w:b/>
-          <w:color w:val="1F4E79"/>
-          <w:sz w:val="32"/>
-          <w:lang w:val="de-CH"/>
+          <w:rFonts w:asciiTheme="majorHAnsi" w:hAnsiTheme="majorHAnsi"/>
+          <w:i/>
+          <w:color w:val="5A5A5A"/>
+          <w:sz w:val="16"/>
+          <w:lang w:val="de-DE"/>
         </w:rPr>
-        <w:t>Aufgabe 3: Objektorientierte Analyse (OOA)</w:t>
+        <w:t xml:space="preserve">Projektbild / Profilbild: vom Team bereitgestellte </w:t>
+      </w:r>
+      <w:proofErr w:type="spellStart"/>
+      <w:r>
+        <w:rPr>
+          <w:rFonts w:asciiTheme="majorHAnsi" w:hAnsiTheme="majorHAnsi"/>
+          <w:i/>
+          <w:color w:val="5A5A5A"/>
+          <w:sz w:val="16"/>
+          <w:lang w:val="de-DE"/>
+        </w:rPr>
+        <w:t>WerkstattPilot</w:t>
+      </w:r>
+      <w:proofErr w:type="spellEnd"/>
+      <w:r>
+        <w:rPr>
+          <w:rFonts w:asciiTheme="majorHAnsi" w:hAnsiTheme="majorHAnsi"/>
+          <w:i/>
+          <w:color w:val="5A5A5A"/>
+          <w:sz w:val="16"/>
+          <w:lang w:val="de-DE"/>
+        </w:rPr>
+        <w:t>-Grafik</w:t>
       </w:r>
     </w:p>
     <w:tbl>
@@ -143,476 +176,446 @@
         <w:tblStyle w:val="Tabellenraster"/>
         <w:tblW w:w="0" w:type="auto"/>
         <w:jc w:val="center"/>
-        <w:tblLayout w:type="fixed"/>
         <w:tblLook w:val="04A0" w:firstRow="1" w:lastRow="0" w:firstColumn="1" w:lastColumn="0" w:noHBand="0" w:noVBand="1"/>
       </w:tblPr>
       <w:tblGrid>
-        <w:gridCol w:w="2608"/>
-        <w:gridCol w:w="6917"/>
+        <w:gridCol w:w="4616"/>
+        <w:gridCol w:w="5296"/>
       </w:tblGrid>
       <w:tr>
         <w:trPr>
-          <w:cantSplit/>
-          <w:tblHeader/>
+          <w:trHeight w:val="290"/>
           <w:jc w:val="center"/>
         </w:trPr>
         <w:tc>
           <w:tcPr>
-            <w:tcW w:w="2608" w:type="dxa"/>
+            <w:tcW w:w="4616" w:type="dxa"/>
             <w:shd w:val="clear" w:color="auto" w:fill="1F4E79"/>
-            <w:tcMar>
-              <w:top w:w="70" w:type="dxa"/>
-              <w:left w:w="80" w:type="dxa"/>
-              <w:bottom w:w="70" w:type="dxa"/>
-              <w:right w:w="80" w:type="dxa"/>
-            </w:tcMar>
-          </w:tcPr>
-          <w:p>
-            <w:pPr>
-              <w:spacing w:after="0"/>
-            </w:pPr>
-            <w:r>
-              <w:rPr>
+            <w:vAlign w:val="center"/>
+          </w:tcPr>
+          <w:p>
+            <w:pPr>
+              <w:rPr>
+                <w:rFonts w:cs="Arial"/>
+                <w:sz w:val="16"/>
+                <w:szCs w:val="16"/>
+              </w:rPr>
+            </w:pPr>
+            <w:proofErr w:type="spellStart"/>
+            <w:r>
+              <w:rPr>
+                <w:rFonts w:cs="Arial"/>
                 <w:b/>
                 <w:color w:val="FFFFFF"/>
-                <w:sz w:val="17"/>
-              </w:rPr>
-              <w:t xml:space="preserve">Schule / </w:t>
-            </w:r>
-            <w:proofErr w:type="spellStart"/>
-            <w:r>
-              <w:rPr>
+                <w:sz w:val="16"/>
+                <w:szCs w:val="16"/>
+              </w:rPr>
+              <w:t>Angabe</w:t>
+            </w:r>
+            <w:proofErr w:type="spellEnd"/>
+          </w:p>
+        </w:tc>
+        <w:tc>
+          <w:tcPr>
+            <w:tcW w:w="5296" w:type="dxa"/>
+            <w:shd w:val="clear" w:color="auto" w:fill="1F4E79"/>
+            <w:vAlign w:val="center"/>
+          </w:tcPr>
+          <w:p>
+            <w:pPr>
+              <w:rPr>
+                <w:rFonts w:cs="Arial"/>
+                <w:sz w:val="16"/>
+                <w:szCs w:val="16"/>
+              </w:rPr>
+            </w:pPr>
+            <w:r>
+              <w:rPr>
+                <w:rFonts w:cs="Arial"/>
                 <w:b/>
                 <w:color w:val="FFFFFF"/>
-                <w:sz w:val="17"/>
-              </w:rPr>
-              <w:t>Lehrgang</w:t>
-            </w:r>
-            <w:proofErr w:type="spellEnd"/>
-          </w:p>
-        </w:tc>
-        <w:tc>
-          <w:tcPr>
-            <w:tcW w:w="6917" w:type="dxa"/>
-            <w:shd w:val="clear" w:color="auto" w:fill="1F4E79"/>
-            <w:tcMar>
-              <w:top w:w="70" w:type="dxa"/>
-              <w:left w:w="80" w:type="dxa"/>
-              <w:bottom w:w="70" w:type="dxa"/>
-              <w:right w:w="80" w:type="dxa"/>
-            </w:tcMar>
-          </w:tcPr>
-          <w:p>
-            <w:pPr>
-              <w:spacing w:after="0"/>
-              <w:rPr>
-                <w:lang w:val="de-CH"/>
-              </w:rPr>
-            </w:pPr>
-            <w:r>
-              <w:rPr>
-                <w:b/>
-                <w:color w:val="FFFFFF"/>
-                <w:sz w:val="17"/>
-                <w:lang w:val="de-CH"/>
-              </w:rPr>
-              <w:t>Juventus Schule HF Zürich / HF Informatik Applikationsentwicklung</w:t>
+                <w:sz w:val="16"/>
+                <w:szCs w:val="16"/>
+              </w:rPr>
+              <w:t>Wert</w:t>
             </w:r>
           </w:p>
         </w:tc>
       </w:tr>
       <w:tr>
         <w:trPr>
-          <w:cantSplit/>
+          <w:trHeight w:val="513"/>
           <w:jc w:val="center"/>
         </w:trPr>
         <w:tc>
           <w:tcPr>
-            <w:tcW w:w="2608" w:type="dxa"/>
-            <w:shd w:val="clear" w:color="auto" w:fill="F2F7FB"/>
-            <w:tcMar>
-              <w:top w:w="70" w:type="dxa"/>
-              <w:left w:w="80" w:type="dxa"/>
-              <w:bottom w:w="70" w:type="dxa"/>
-              <w:right w:w="80" w:type="dxa"/>
-            </w:tcMar>
-          </w:tcPr>
-          <w:p>
-            <w:pPr>
-              <w:spacing w:after="0"/>
-            </w:pPr>
-            <w:r>
-              <w:rPr>
-                <w:b/>
-                <w:sz w:val="17"/>
-              </w:rPr>
-              <w:t>Modul</w:t>
-            </w:r>
-          </w:p>
-        </w:tc>
-        <w:tc>
-          <w:tcPr>
-            <w:tcW w:w="6917" w:type="dxa"/>
-            <w:shd w:val="clear" w:color="auto" w:fill="F2F7FB"/>
-            <w:tcMar>
-              <w:top w:w="70" w:type="dxa"/>
-              <w:left w:w="80" w:type="dxa"/>
-              <w:bottom w:w="70" w:type="dxa"/>
-              <w:right w:w="80" w:type="dxa"/>
-            </w:tcMar>
-          </w:tcPr>
-          <w:p>
-            <w:pPr>
-              <w:spacing w:after="0"/>
-            </w:pPr>
-            <w:r>
-              <w:rPr>
-                <w:sz w:val="17"/>
-              </w:rPr>
-              <w:t>Software Engineering 1</w:t>
+            <w:tcW w:w="4616" w:type="dxa"/>
+            <w:shd w:val="clear" w:color="auto" w:fill="EAF3F8"/>
+            <w:vAlign w:val="center"/>
+          </w:tcPr>
+          <w:p>
+            <w:pPr>
+              <w:rPr>
+                <w:rFonts w:cs="Arial"/>
+                <w:sz w:val="16"/>
+                <w:szCs w:val="16"/>
+              </w:rPr>
+            </w:pPr>
+            <w:r>
+              <w:rPr>
+                <w:sz w:val="16"/>
+              </w:rPr>
+              <w:t xml:space="preserve">Schule / </w:t>
+            </w:r>
+            <w:proofErr w:type="spellStart"/>
+            <w:r>
+              <w:rPr>
+                <w:sz w:val="16"/>
+              </w:rPr>
+              <w:t>Lehrgang</w:t>
+            </w:r>
+            <w:proofErr w:type="spellEnd"/>
+          </w:p>
+        </w:tc>
+        <w:tc>
+          <w:tcPr>
+            <w:tcW w:w="5296" w:type="dxa"/>
+            <w:shd w:val="clear" w:color="auto" w:fill="EAF3F8"/>
+            <w:vAlign w:val="center"/>
+          </w:tcPr>
+          <w:p>
+            <w:pPr>
+              <w:rPr>
+                <w:rFonts w:cs="Arial"/>
+                <w:sz w:val="16"/>
+                <w:szCs w:val="16"/>
+                <w:lang w:val="de-DE"/>
+              </w:rPr>
+            </w:pPr>
+            <w:r>
+              <w:rPr>
+                <w:rFonts w:cs="Arial"/>
+                <w:sz w:val="16"/>
+                <w:szCs w:val="16"/>
+                <w:lang w:val="de-CH"/>
+              </w:rPr>
+              <w:t>Juventus Schule HF Zürich / HF Informatik Applikationsentwicklung</w:t>
             </w:r>
           </w:p>
         </w:tc>
       </w:tr>
       <w:tr>
         <w:trPr>
-          <w:cantSplit/>
+          <w:trHeight w:val="513"/>
           <w:jc w:val="center"/>
         </w:trPr>
         <w:tc>
           <w:tcPr>
-            <w:tcW w:w="2608" w:type="dxa"/>
-            <w:shd w:val="clear" w:color="auto" w:fill="D9EAF7"/>
-            <w:tcMar>
-              <w:top w:w="70" w:type="dxa"/>
-              <w:left w:w="80" w:type="dxa"/>
-              <w:bottom w:w="70" w:type="dxa"/>
-              <w:right w:w="80" w:type="dxa"/>
-            </w:tcMar>
-          </w:tcPr>
-          <w:p>
-            <w:pPr>
-              <w:spacing w:after="0"/>
-            </w:pPr>
-            <w:r>
-              <w:rPr>
-                <w:b/>
-                <w:sz w:val="17"/>
-              </w:rPr>
-              <w:t>Dozent</w:t>
-            </w:r>
-          </w:p>
-        </w:tc>
-        <w:tc>
-          <w:tcPr>
-            <w:tcW w:w="6917" w:type="dxa"/>
-            <w:tcMar>
-              <w:top w:w="70" w:type="dxa"/>
-              <w:left w:w="80" w:type="dxa"/>
-              <w:bottom w:w="70" w:type="dxa"/>
-              <w:right w:w="80" w:type="dxa"/>
-            </w:tcMar>
-          </w:tcPr>
-          <w:p>
-            <w:pPr>
-              <w:spacing w:after="0"/>
-            </w:pPr>
-            <w:r>
-              <w:rPr>
-                <w:sz w:val="17"/>
-              </w:rPr>
-              <w:t>Arif Chughtai</w:t>
+            <w:tcW w:w="4616" w:type="dxa"/>
+            <w:vAlign w:val="center"/>
+          </w:tcPr>
+          <w:p>
+            <w:pPr>
+              <w:rPr>
+                <w:rFonts w:cs="Arial"/>
+                <w:sz w:val="16"/>
+                <w:szCs w:val="16"/>
+              </w:rPr>
+            </w:pPr>
+            <w:r>
+              <w:rPr>
+                <w:sz w:val="16"/>
+              </w:rPr>
+              <w:t>Modul</w:t>
+            </w:r>
+          </w:p>
+        </w:tc>
+        <w:tc>
+          <w:tcPr>
+            <w:tcW w:w="5296" w:type="dxa"/>
+            <w:vAlign w:val="center"/>
+          </w:tcPr>
+          <w:p>
+            <w:pPr>
+              <w:rPr>
+                <w:rFonts w:cs="Arial"/>
+                <w:sz w:val="16"/>
+                <w:szCs w:val="16"/>
+              </w:rPr>
+            </w:pPr>
+            <w:r>
+              <w:rPr>
+                <w:rFonts w:cs="Arial"/>
+                <w:sz w:val="16"/>
+                <w:szCs w:val="16"/>
+              </w:rPr>
+              <w:t>Software Engineering 1</w:t>
             </w:r>
           </w:p>
         </w:tc>
       </w:tr>
       <w:tr>
         <w:trPr>
-          <w:cantSplit/>
+          <w:trHeight w:val="513"/>
           <w:jc w:val="center"/>
         </w:trPr>
         <w:tc>
           <w:tcPr>
-            <w:tcW w:w="2608" w:type="dxa"/>
-            <w:shd w:val="clear" w:color="auto" w:fill="F2F7FB"/>
-            <w:tcMar>
-              <w:top w:w="70" w:type="dxa"/>
-              <w:left w:w="80" w:type="dxa"/>
-              <w:bottom w:w="70" w:type="dxa"/>
-              <w:right w:w="80" w:type="dxa"/>
-            </w:tcMar>
-          </w:tcPr>
-          <w:p>
-            <w:pPr>
-              <w:spacing w:after="0"/>
-            </w:pPr>
-            <w:r>
-              <w:rPr>
-                <w:b/>
-                <w:sz w:val="17"/>
-              </w:rPr>
-              <w:t>Projekt</w:t>
-            </w:r>
-          </w:p>
-        </w:tc>
-        <w:tc>
-          <w:tcPr>
-            <w:tcW w:w="6917" w:type="dxa"/>
-            <w:shd w:val="clear" w:color="auto" w:fill="F2F7FB"/>
-            <w:tcMar>
-              <w:top w:w="70" w:type="dxa"/>
-              <w:left w:w="80" w:type="dxa"/>
-              <w:bottom w:w="70" w:type="dxa"/>
-              <w:right w:w="80" w:type="dxa"/>
-            </w:tcMar>
-          </w:tcPr>
-          <w:p>
-            <w:pPr>
-              <w:spacing w:after="0"/>
-            </w:pPr>
-            <w:r>
-              <w:rPr>
-                <w:sz w:val="17"/>
-              </w:rPr>
-              <w:t>WerkstattPilot</w:t>
+            <w:tcW w:w="4616" w:type="dxa"/>
+            <w:shd w:val="clear" w:color="auto" w:fill="EAF3F8"/>
+            <w:vAlign w:val="center"/>
+          </w:tcPr>
+          <w:p>
+            <w:pPr>
+              <w:rPr>
+                <w:rFonts w:cs="Arial"/>
+                <w:sz w:val="16"/>
+                <w:szCs w:val="16"/>
+              </w:rPr>
+            </w:pPr>
+            <w:proofErr w:type="spellStart"/>
+            <w:r>
+              <w:rPr>
+                <w:sz w:val="16"/>
+              </w:rPr>
+              <w:t>Dozent</w:t>
+            </w:r>
+            <w:proofErr w:type="spellEnd"/>
+          </w:p>
+        </w:tc>
+        <w:tc>
+          <w:tcPr>
+            <w:tcW w:w="5296" w:type="dxa"/>
+            <w:shd w:val="clear" w:color="auto" w:fill="EAF3F8"/>
+            <w:vAlign w:val="center"/>
+          </w:tcPr>
+          <w:p>
+            <w:pPr>
+              <w:rPr>
+                <w:rFonts w:cs="Arial"/>
+                <w:sz w:val="16"/>
+                <w:szCs w:val="16"/>
+              </w:rPr>
+            </w:pPr>
+            <w:r>
+              <w:rPr>
+                <w:rFonts w:cs="Arial"/>
+                <w:sz w:val="16"/>
+                <w:szCs w:val="16"/>
+              </w:rPr>
+              <w:t>Arif Chughtai</w:t>
             </w:r>
           </w:p>
         </w:tc>
       </w:tr>
       <w:tr>
         <w:trPr>
-          <w:cantSplit/>
+          <w:trHeight w:val="513"/>
           <w:jc w:val="center"/>
         </w:trPr>
         <w:tc>
           <w:tcPr>
-            <w:tcW w:w="2608" w:type="dxa"/>
-            <w:shd w:val="clear" w:color="auto" w:fill="D9EAF7"/>
-            <w:tcMar>
-              <w:top w:w="70" w:type="dxa"/>
-              <w:left w:w="80" w:type="dxa"/>
-              <w:bottom w:w="70" w:type="dxa"/>
-              <w:right w:w="80" w:type="dxa"/>
-            </w:tcMar>
-          </w:tcPr>
-          <w:p>
-            <w:pPr>
-              <w:spacing w:after="0"/>
-            </w:pPr>
-            <w:r>
-              <w:rPr>
-                <w:b/>
-                <w:sz w:val="17"/>
-              </w:rPr>
-              <w:t>Arbeitsgruppe</w:t>
-            </w:r>
-          </w:p>
-        </w:tc>
-        <w:tc>
-          <w:tcPr>
-            <w:tcW w:w="6917" w:type="dxa"/>
-            <w:tcMar>
-              <w:top w:w="70" w:type="dxa"/>
-              <w:left w:w="80" w:type="dxa"/>
-              <w:bottom w:w="70" w:type="dxa"/>
-              <w:right w:w="80" w:type="dxa"/>
-            </w:tcMar>
-          </w:tcPr>
-          <w:p>
-            <w:pPr>
-              <w:spacing w:after="0"/>
-            </w:pPr>
-            <w:r>
-              <w:rPr>
-                <w:sz w:val="17"/>
-              </w:rPr>
-              <w:t>WerkstattPilot-Team</w:t>
-            </w:r>
+            <w:tcW w:w="4616" w:type="dxa"/>
+            <w:vAlign w:val="center"/>
+          </w:tcPr>
+          <w:p>
+            <w:pPr>
+              <w:rPr>
+                <w:rFonts w:cs="Arial"/>
+                <w:sz w:val="16"/>
+                <w:szCs w:val="16"/>
+              </w:rPr>
+            </w:pPr>
+            <w:r>
+              <w:rPr>
+                <w:sz w:val="16"/>
+              </w:rPr>
+              <w:t>Projekt</w:t>
+            </w:r>
+          </w:p>
+        </w:tc>
+        <w:tc>
+          <w:tcPr>
+            <w:tcW w:w="5296" w:type="dxa"/>
+            <w:vAlign w:val="center"/>
+          </w:tcPr>
+          <w:p>
+            <w:pPr>
+              <w:rPr>
+                <w:rFonts w:cs="Arial"/>
+                <w:sz w:val="16"/>
+                <w:szCs w:val="16"/>
+              </w:rPr>
+            </w:pPr>
+            <w:proofErr w:type="spellStart"/>
+            <w:r>
+              <w:rPr>
+                <w:rFonts w:cs="Arial"/>
+                <w:sz w:val="16"/>
+                <w:szCs w:val="16"/>
+              </w:rPr>
+              <w:t>WerkstattPilot</w:t>
+            </w:r>
+            <w:proofErr w:type="spellEnd"/>
           </w:p>
         </w:tc>
       </w:tr>
       <w:tr>
         <w:trPr>
-          <w:cantSplit/>
+          <w:trHeight w:val="513"/>
           <w:jc w:val="center"/>
         </w:trPr>
         <w:tc>
           <w:tcPr>
-            <w:tcW w:w="2608" w:type="dxa"/>
-            <w:shd w:val="clear" w:color="auto" w:fill="F2F7FB"/>
-            <w:tcMar>
-              <w:top w:w="70" w:type="dxa"/>
-              <w:left w:w="80" w:type="dxa"/>
-              <w:bottom w:w="70" w:type="dxa"/>
-              <w:right w:w="80" w:type="dxa"/>
-            </w:tcMar>
-          </w:tcPr>
-          <w:p>
-            <w:pPr>
-              <w:spacing w:after="0"/>
-            </w:pPr>
-            <w:r>
-              <w:rPr>
-                <w:b/>
-                <w:sz w:val="17"/>
-              </w:rPr>
-              <w:t>Autoren</w:t>
-            </w:r>
-          </w:p>
-        </w:tc>
-        <w:tc>
-          <w:tcPr>
-            <w:tcW w:w="6917" w:type="dxa"/>
-            <w:shd w:val="clear" w:color="auto" w:fill="F2F7FB"/>
-            <w:tcMar>
-              <w:top w:w="70" w:type="dxa"/>
-              <w:left w:w="80" w:type="dxa"/>
-              <w:bottom w:w="70" w:type="dxa"/>
-              <w:right w:w="80" w:type="dxa"/>
-            </w:tcMar>
-          </w:tcPr>
-          <w:p>
-            <w:pPr>
-              <w:spacing w:after="0"/>
-            </w:pPr>
-            <w:r>
-              <w:rPr>
-                <w:sz w:val="17"/>
-              </w:rPr>
-              <w:t>Livio Luna, Dominic Lolos</w:t>
+            <w:tcW w:w="4616" w:type="dxa"/>
+            <w:shd w:val="clear" w:color="auto" w:fill="EAF3F8"/>
+            <w:vAlign w:val="center"/>
+          </w:tcPr>
+          <w:p>
+            <w:pPr>
+              <w:rPr>
+                <w:rFonts w:cs="Arial"/>
+                <w:sz w:val="16"/>
+                <w:szCs w:val="16"/>
+              </w:rPr>
+            </w:pPr>
+            <w:proofErr w:type="spellStart"/>
+            <w:r>
+              <w:rPr>
+                <w:sz w:val="16"/>
+              </w:rPr>
+              <w:t>Arbeitsgruppe</w:t>
+            </w:r>
+            <w:proofErr w:type="spellEnd"/>
+          </w:p>
+        </w:tc>
+        <w:tc>
+          <w:tcPr>
+            <w:tcW w:w="5296" w:type="dxa"/>
+            <w:shd w:val="clear" w:color="auto" w:fill="EAF3F8"/>
+            <w:vAlign w:val="center"/>
+          </w:tcPr>
+          <w:p>
+            <w:pPr>
+              <w:rPr>
+                <w:rFonts w:cs="Arial"/>
+                <w:sz w:val="16"/>
+                <w:szCs w:val="16"/>
+              </w:rPr>
+            </w:pPr>
+            <w:proofErr w:type="spellStart"/>
+            <w:r>
+              <w:rPr>
+                <w:rFonts w:cs="Arial"/>
+                <w:sz w:val="16"/>
+                <w:szCs w:val="16"/>
+              </w:rPr>
+              <w:t>Arbeitsgruppe</w:t>
+            </w:r>
+            <w:proofErr w:type="spellEnd"/>
+            <w:r>
+              <w:rPr>
+                <w:rFonts w:cs="Arial"/>
+                <w:sz w:val="16"/>
+                <w:szCs w:val="16"/>
+              </w:rPr>
+              <w:t xml:space="preserve"> 3 / </w:t>
+            </w:r>
+            <w:proofErr w:type="spellStart"/>
+            <w:r>
+              <w:rPr>
+                <w:rFonts w:cs="Arial"/>
+                <w:sz w:val="16"/>
+                <w:szCs w:val="16"/>
+              </w:rPr>
+              <w:t>WerkstattPilot</w:t>
+            </w:r>
+            <w:proofErr w:type="spellEnd"/>
+            <w:r>
+              <w:rPr>
+                <w:rFonts w:cs="Arial"/>
+                <w:sz w:val="16"/>
+                <w:szCs w:val="16"/>
+              </w:rPr>
+              <w:t>-Team</w:t>
             </w:r>
           </w:p>
         </w:tc>
       </w:tr>
       <w:tr>
         <w:trPr>
-          <w:cantSplit/>
+          <w:trHeight w:val="513"/>
           <w:jc w:val="center"/>
         </w:trPr>
         <w:tc>
           <w:tcPr>
-            <w:tcW w:w="2608" w:type="dxa"/>
-            <w:shd w:val="clear" w:color="auto" w:fill="D9EAF7"/>
-            <w:tcMar>
-              <w:top w:w="70" w:type="dxa"/>
-              <w:left w:w="80" w:type="dxa"/>
-              <w:bottom w:w="70" w:type="dxa"/>
-              <w:right w:w="80" w:type="dxa"/>
-            </w:tcMar>
-          </w:tcPr>
-          <w:p>
-            <w:pPr>
-              <w:spacing w:after="0"/>
-            </w:pPr>
-            <w:r>
-              <w:rPr>
-                <w:b/>
-                <w:sz w:val="17"/>
-              </w:rPr>
-              <w:t>Version</w:t>
-            </w:r>
-          </w:p>
-        </w:tc>
-        <w:tc>
-          <w:tcPr>
-            <w:tcW w:w="6917" w:type="dxa"/>
-            <w:tcMar>
-              <w:top w:w="70" w:type="dxa"/>
-              <w:left w:w="80" w:type="dxa"/>
-              <w:bottom w:w="70" w:type="dxa"/>
-              <w:right w:w="80" w:type="dxa"/>
-            </w:tcMar>
-          </w:tcPr>
-          <w:p>
-            <w:pPr>
-              <w:spacing w:after="0"/>
-            </w:pPr>
-            <w:r>
-              <w:rPr>
-                <w:sz w:val="17"/>
-              </w:rPr>
-              <w:t>1.0</w:t>
+            <w:tcW w:w="4616" w:type="dxa"/>
+            <w:vAlign w:val="center"/>
+          </w:tcPr>
+          <w:p>
+            <w:pPr>
+              <w:rPr>
+                <w:rFonts w:cs="Arial"/>
+                <w:sz w:val="16"/>
+                <w:szCs w:val="16"/>
+              </w:rPr>
+            </w:pPr>
+            <w:proofErr w:type="spellStart"/>
+            <w:r>
+              <w:rPr>
+                <w:sz w:val="16"/>
+              </w:rPr>
+              <w:t>Autoren</w:t>
+            </w:r>
+            <w:proofErr w:type="spellEnd"/>
+          </w:p>
+        </w:tc>
+        <w:tc>
+          <w:tcPr>
+            <w:tcW w:w="5296" w:type="dxa"/>
+            <w:vAlign w:val="center"/>
+          </w:tcPr>
+          <w:p>
+            <w:pPr>
+              <w:rPr>
+                <w:rFonts w:cs="Arial"/>
+                <w:sz w:val="16"/>
+                <w:szCs w:val="16"/>
+              </w:rPr>
+            </w:pPr>
+            <w:r>
+              <w:rPr>
+                <w:rFonts w:cs="Arial"/>
+                <w:sz w:val="16"/>
+                <w:szCs w:val="16"/>
+              </w:rPr>
+              <w:t>Livio Luna, Dominic Lolos</w:t>
             </w:r>
           </w:p>
         </w:tc>
       </w:tr>
       <w:tr>
         <w:trPr>
-          <w:cantSplit/>
+          <w:trHeight w:val="513"/>
           <w:jc w:val="center"/>
         </w:trPr>
         <w:tc>
           <w:tcPr>
-            <w:tcW w:w="2608" w:type="dxa"/>
-            <w:shd w:val="clear" w:color="auto" w:fill="F2F7FB"/>
-            <w:tcMar>
-              <w:top w:w="70" w:type="dxa"/>
-              <w:left w:w="80" w:type="dxa"/>
-              <w:bottom w:w="70" w:type="dxa"/>
-              <w:right w:w="80" w:type="dxa"/>
-            </w:tcMar>
-          </w:tcPr>
-          <w:p>
-            <w:pPr>
-              <w:spacing w:after="0"/>
-            </w:pPr>
-            <w:r>
-              <w:rPr>
-                <w:b/>
-                <w:sz w:val="17"/>
-              </w:rPr>
-              <w:t>Datum</w:t>
-            </w:r>
-          </w:p>
-        </w:tc>
-        <w:tc>
-          <w:tcPr>
-            <w:tcW w:w="6917" w:type="dxa"/>
-            <w:shd w:val="clear" w:color="auto" w:fill="F2F7FB"/>
-            <w:tcMar>
-              <w:top w:w="70" w:type="dxa"/>
-              <w:left w:w="80" w:type="dxa"/>
-              <w:bottom w:w="70" w:type="dxa"/>
-              <w:right w:w="80" w:type="dxa"/>
-            </w:tcMar>
-          </w:tcPr>
-          <w:p>
-            <w:pPr>
-              <w:spacing w:after="0"/>
-            </w:pPr>
-            <w:r>
-              <w:rPr>
-                <w:sz w:val="17"/>
-              </w:rPr>
-              <w:t>05.06.2026</w:t>
-            </w:r>
-          </w:p>
-        </w:tc>
-      </w:tr>
-      <w:tr>
-        <w:trPr>
-          <w:cantSplit/>
-          <w:jc w:val="center"/>
-        </w:trPr>
-        <w:tc>
-          <w:tcPr>
-            <w:tcW w:w="2608" w:type="dxa"/>
-            <w:shd w:val="clear" w:color="auto" w:fill="D9EAF7"/>
-            <w:tcMar>
-              <w:top w:w="70" w:type="dxa"/>
-              <w:left w:w="80" w:type="dxa"/>
-              <w:bottom w:w="70" w:type="dxa"/>
-              <w:right w:w="80" w:type="dxa"/>
-            </w:tcMar>
-          </w:tcPr>
-          <w:p>
-            <w:pPr>
-              <w:spacing w:after="0"/>
-            </w:pPr>
-            <w:r>
-              <w:rPr>
-                <w:b/>
-                <w:sz w:val="17"/>
+            <w:tcW w:w="4616" w:type="dxa"/>
+            <w:shd w:val="clear" w:color="auto" w:fill="EAF3F8"/>
+            <w:vAlign w:val="center"/>
+          </w:tcPr>
+          <w:p>
+            <w:pPr>
+              <w:rPr>
+                <w:rFonts w:cs="Arial"/>
+                <w:sz w:val="16"/>
+                <w:szCs w:val="16"/>
+              </w:rPr>
+            </w:pPr>
+            <w:r>
+              <w:rPr>
+                <w:sz w:val="16"/>
               </w:rPr>
               <w:t>Status</w:t>
             </w:r>
@@ -620,65 +623,33 @@
         </w:tc>
         <w:tc>
           <w:tcPr>
-            <w:tcW w:w="6917" w:type="dxa"/>
-            <w:tcMar>
-              <w:top w:w="70" w:type="dxa"/>
-              <w:left w:w="80" w:type="dxa"/>
-              <w:bottom w:w="70" w:type="dxa"/>
-              <w:right w:w="80" w:type="dxa"/>
-            </w:tcMar>
-          </w:tcPr>
-          <w:p>
-            <w:pPr>
-              <w:spacing w:after="0"/>
-            </w:pPr>
-            <w:r>
-              <w:rPr>
-                <w:sz w:val="17"/>
+            <w:tcW w:w="5296" w:type="dxa"/>
+            <w:shd w:val="clear" w:color="auto" w:fill="EAF3F8"/>
+            <w:vAlign w:val="center"/>
+          </w:tcPr>
+          <w:p>
+            <w:pPr>
+              <w:rPr>
+                <w:rFonts w:cs="Arial"/>
+                <w:sz w:val="16"/>
+                <w:szCs w:val="16"/>
+                <w:lang w:val="de-DE"/>
+              </w:rPr>
+            </w:pPr>
+            <w:proofErr w:type="spellStart"/>
+            <w:r>
+              <w:rPr>
+                <w:rFonts w:cs="Arial"/>
+                <w:sz w:val="16"/>
+                <w:szCs w:val="16"/>
               </w:rPr>
               <w:t>Abgabeversion</w:t>
             </w:r>
+            <w:proofErr w:type="spellEnd"/>
           </w:p>
         </w:tc>
       </w:tr>
     </w:tbl>
-    <w:p>
-      <w:pPr>
-        <w:jc w:val="center"/>
-        <w:rPr>
-          <w:lang w:val="de-CH"/>
-        </w:rPr>
-      </w:pPr>
-      <w:r>
-        <w:rPr>
-          <w:i/>
-          <w:color w:val="5A5A5A"/>
-          <w:sz w:val="17"/>
-          <w:lang w:val="de-CH"/>
-        </w:rPr>
-        <w:t xml:space="preserve">Projektbild / Profilbild: vom Team bereitgestellte </w:t>
-      </w:r>
-      <w:proofErr w:type="spellStart"/>
-      <w:r>
-        <w:rPr>
-          <w:i/>
-          <w:color w:val="5A5A5A"/>
-          <w:sz w:val="17"/>
-          <w:lang w:val="de-CH"/>
-        </w:rPr>
-        <w:t>WerkstattPilot</w:t>
-      </w:r>
-      <w:proofErr w:type="spellEnd"/>
-      <w:r>
-        <w:rPr>
-          <w:i/>
-          <w:color w:val="5A5A5A"/>
-          <w:sz w:val="17"/>
-          <w:lang w:val="de-CH"/>
-        </w:rPr>
-        <w:t>-Grafik</w:t>
-      </w:r>
-    </w:p>
     <w:p>
       <w:pPr>
         <w:rPr>
@@ -1590,6 +1561,12 @@
     <w:sdt>
       <w:sdtPr>
         <w:rPr>
+          <w:rFonts w:ascii="Arial" w:eastAsiaTheme="minorEastAsia" w:hAnsi="Arial" w:cstheme="minorBidi"/>
+          <w:b w:val="0"/>
+          <w:bCs w:val="0"/>
+          <w:color w:val="auto"/>
+          <w:sz w:val="20"/>
+          <w:szCs w:val="22"/>
           <w:lang w:val="de-DE"/>
         </w:rPr>
         <w:id w:val="126447359"/>
@@ -1598,14 +1575,6 @@
           <w:docPartUnique/>
         </w:docPartObj>
       </w:sdtPr>
-      <w:sdtEndPr>
-        <w:rPr>
-          <w:rFonts w:ascii="Arial" w:eastAsiaTheme="minorEastAsia" w:hAnsi="Arial" w:cstheme="minorBidi"/>
-          <w:color w:val="auto"/>
-          <w:sz w:val="20"/>
-          <w:szCs w:val="22"/>
-        </w:rPr>
-      </w:sdtEndPr>
       <w:sdtContent>
         <w:p>
           <w:pPr>
@@ -3180,7 +3149,7 @@
                 <w:webHidden/>
                 <w:szCs w:val="20"/>
               </w:rPr>
-              <w:t>8</w:t>
+              <w:t>7</w:t>
             </w:r>
             <w:r>
               <w:rPr>
@@ -5967,6 +5936,7 @@
       </w:pPr>
       <w:r>
         <w:rPr>
+          <w:noProof/>
           <w:lang w:val="de-CH"/>
         </w:rPr>
         <w:drawing>
@@ -6648,9 +6618,18 @@
           <w:rFonts w:ascii="Arial" w:hAnsi="Arial"/>
           <w:color w:val="1F4E79"/>
         </w:rPr>
-        <w:t xml:space="preserve"> dem Klassendiagramm</w:t>
+        <w:t xml:space="preserve"> dem </w:t>
+      </w:r>
+      <w:proofErr w:type="spellStart"/>
+      <w:r>
+        <w:rPr>
+          <w:rFonts w:ascii="Arial" w:hAnsi="Arial"/>
+          <w:color w:val="1F4E79"/>
+        </w:rPr>
+        <w:t>Klassendiagramm</w:t>
       </w:r>
       <w:bookmarkEnd w:id="11"/>
+      <w:proofErr w:type="spellEnd"/>
     </w:p>
     <w:tbl>
       <w:tblPr>
@@ -7010,6 +6989,9 @@
         <w:jc w:val="center"/>
       </w:pPr>
       <w:r>
+        <w:rPr>
+          <w:noProof/>
+        </w:rPr>
         <w:drawing>
           <wp:inline distT="0" distB="0" distL="0" distR="0" wp14:anchorId="3504FB01" wp14:editId="4451339F">
             <wp:extent cx="6150287" cy="1835624"/>
@@ -9205,6 +9187,11 @@
       <w:pPr>
         <w:pStyle w:val="berschrift1"/>
         <w:spacing w:before="200" w:after="80"/>
+        <w:rPr>
+          <w:rFonts w:ascii="Arial" w:hAnsi="Arial"/>
+          <w:color w:val="1F4E79"/>
+          <w:sz w:val="32"/>
+        </w:rPr>
       </w:pPr>
       <w:bookmarkStart w:id="18" w:name="_Toc231639266"/>
       <w:r>
@@ -9213,9 +9200,19 @@
           <w:color w:val="1F4E79"/>
           <w:sz w:val="32"/>
         </w:rPr>
-        <w:t>8 Arbeitsprotokoll</w:t>
+        <w:t xml:space="preserve">8 </w:t>
+      </w:r>
+      <w:proofErr w:type="spellStart"/>
+      <w:r>
+        <w:rPr>
+          <w:rFonts w:ascii="Arial" w:hAnsi="Arial"/>
+          <w:color w:val="1F4E79"/>
+          <w:sz w:val="32"/>
+        </w:rPr>
+        <w:t>Arbeitsprotokoll</w:t>
       </w:r>
       <w:bookmarkEnd w:id="18"/>
+      <w:proofErr w:type="spellEnd"/>
     </w:p>
     <w:p>
       <w:pPr>
@@ -9227,898 +9224,31 @@
         <w:rPr>
           <w:lang w:val="de-CH"/>
         </w:rPr>
-        <w:t>Das Arbeitsprotokoll hält die wichtigsten Arbeitsschritte für Aufgabe 3 fest. Weitere Detailzeiten können in der separaten Excel-Datei ergänzt werden.</w:t>
+        <w:t xml:space="preserve">Das Arbeitsprotokoll wird kontinuierlich gepflegt und befindet sich in der </w:t>
+      </w:r>
+      <w:proofErr w:type="spellStart"/>
+      <w:r>
+        <w:rPr>
+          <w:lang w:val="de-CH"/>
+        </w:rPr>
+        <w:t>Git</w:t>
+      </w:r>
+      <w:proofErr w:type="spellEnd"/>
+      <w:r>
+        <w:rPr>
+          <w:lang w:val="de-CH"/>
+        </w:rPr>
+        <w:t xml:space="preserve">-Repository-Struktur unter dem Pfad: </w:t>
+      </w:r>
+      <w:r>
+        <w:rPr>
+          <w:b/>
+          <w:bCs/>
+          <w:lang w:val="de-CH"/>
+        </w:rPr>
+        <w:t>HF_Juventus_SoftwareEntwicklung_WerkstattPilot/WerkstattPilot/02_dokumentation/arbeitsgruppe3-arbeitsprotokoll.xlsx.</w:t>
       </w:r>
     </w:p>
-    <w:tbl>
-      <w:tblPr>
-        <w:tblStyle w:val="Tabellenraster"/>
-        <w:tblW w:w="0" w:type="auto"/>
-        <w:jc w:val="center"/>
-        <w:tblLayout w:type="fixed"/>
-        <w:tblLook w:val="04A0" w:firstRow="1" w:lastRow="0" w:firstColumn="1" w:lastColumn="0" w:noHBand="0" w:noVBand="1"/>
-      </w:tblPr>
-      <w:tblGrid>
-        <w:gridCol w:w="1360"/>
-        <w:gridCol w:w="1701"/>
-        <w:gridCol w:w="2608"/>
-        <w:gridCol w:w="3061"/>
-        <w:gridCol w:w="907"/>
-      </w:tblGrid>
-      <w:tr>
-        <w:trPr>
-          <w:cantSplit/>
-          <w:tblHeader/>
-          <w:jc w:val="center"/>
-        </w:trPr>
-        <w:tc>
-          <w:tcPr>
-            <w:tcW w:w="1360" w:type="dxa"/>
-            <w:shd w:val="clear" w:color="auto" w:fill="1F4E79"/>
-            <w:tcMar>
-              <w:top w:w="70" w:type="dxa"/>
-              <w:left w:w="80" w:type="dxa"/>
-              <w:bottom w:w="70" w:type="dxa"/>
-              <w:right w:w="80" w:type="dxa"/>
-            </w:tcMar>
-          </w:tcPr>
-          <w:p>
-            <w:pPr>
-              <w:spacing w:after="0"/>
-            </w:pPr>
-            <w:r>
-              <w:rPr>
-                <w:b/>
-                <w:color w:val="FFFFFF"/>
-                <w:sz w:val="15"/>
-              </w:rPr>
-              <w:t>Datum</w:t>
-            </w:r>
-          </w:p>
-        </w:tc>
-        <w:tc>
-          <w:tcPr>
-            <w:tcW w:w="1701" w:type="dxa"/>
-            <w:shd w:val="clear" w:color="auto" w:fill="1F4E79"/>
-            <w:tcMar>
-              <w:top w:w="70" w:type="dxa"/>
-              <w:left w:w="80" w:type="dxa"/>
-              <w:bottom w:w="70" w:type="dxa"/>
-              <w:right w:w="80" w:type="dxa"/>
-            </w:tcMar>
-          </w:tcPr>
-          <w:p>
-            <w:pPr>
-              <w:spacing w:after="0"/>
-            </w:pPr>
-            <w:r>
-              <w:rPr>
-                <w:b/>
-                <w:color w:val="FFFFFF"/>
-                <w:sz w:val="15"/>
-              </w:rPr>
-              <w:t>Person</w:t>
-            </w:r>
-          </w:p>
-        </w:tc>
-        <w:tc>
-          <w:tcPr>
-            <w:tcW w:w="2608" w:type="dxa"/>
-            <w:shd w:val="clear" w:color="auto" w:fill="1F4E79"/>
-            <w:tcMar>
-              <w:top w:w="70" w:type="dxa"/>
-              <w:left w:w="80" w:type="dxa"/>
-              <w:bottom w:w="70" w:type="dxa"/>
-              <w:right w:w="80" w:type="dxa"/>
-            </w:tcMar>
-          </w:tcPr>
-          <w:p>
-            <w:pPr>
-              <w:spacing w:after="0"/>
-            </w:pPr>
-            <w:r>
-              <w:rPr>
-                <w:b/>
-                <w:color w:val="FFFFFF"/>
-                <w:sz w:val="15"/>
-              </w:rPr>
-              <w:t>Tätigkeit</w:t>
-            </w:r>
-          </w:p>
-        </w:tc>
-        <w:tc>
-          <w:tcPr>
-            <w:tcW w:w="3061" w:type="dxa"/>
-            <w:shd w:val="clear" w:color="auto" w:fill="1F4E79"/>
-            <w:tcMar>
-              <w:top w:w="70" w:type="dxa"/>
-              <w:left w:w="80" w:type="dxa"/>
-              <w:bottom w:w="70" w:type="dxa"/>
-              <w:right w:w="80" w:type="dxa"/>
-            </w:tcMar>
-          </w:tcPr>
-          <w:p>
-            <w:pPr>
-              <w:spacing w:after="0"/>
-            </w:pPr>
-            <w:r>
-              <w:rPr>
-                <w:b/>
-                <w:color w:val="FFFFFF"/>
-                <w:sz w:val="15"/>
-              </w:rPr>
-              <w:t>Ergebnis</w:t>
-            </w:r>
-          </w:p>
-        </w:tc>
-        <w:tc>
-          <w:tcPr>
-            <w:tcW w:w="907" w:type="dxa"/>
-            <w:shd w:val="clear" w:color="auto" w:fill="1F4E79"/>
-            <w:tcMar>
-              <w:top w:w="70" w:type="dxa"/>
-              <w:left w:w="80" w:type="dxa"/>
-              <w:bottom w:w="70" w:type="dxa"/>
-              <w:right w:w="80" w:type="dxa"/>
-            </w:tcMar>
-          </w:tcPr>
-          <w:p>
-            <w:pPr>
-              <w:spacing w:after="0"/>
-            </w:pPr>
-            <w:r>
-              <w:rPr>
-                <w:b/>
-                <w:color w:val="FFFFFF"/>
-                <w:sz w:val="15"/>
-              </w:rPr>
-              <w:t>Status</w:t>
-            </w:r>
-          </w:p>
-        </w:tc>
-      </w:tr>
-      <w:tr>
-        <w:trPr>
-          <w:cantSplit/>
-          <w:jc w:val="center"/>
-        </w:trPr>
-        <w:tc>
-          <w:tcPr>
-            <w:tcW w:w="1360" w:type="dxa"/>
-            <w:shd w:val="clear" w:color="auto" w:fill="F2F7FB"/>
-            <w:tcMar>
-              <w:top w:w="70" w:type="dxa"/>
-              <w:left w:w="80" w:type="dxa"/>
-              <w:bottom w:w="70" w:type="dxa"/>
-              <w:right w:w="80" w:type="dxa"/>
-            </w:tcMar>
-          </w:tcPr>
-          <w:p>
-            <w:pPr>
-              <w:spacing w:after="0"/>
-            </w:pPr>
-            <w:r>
-              <w:rPr>
-                <w:sz w:val="15"/>
-              </w:rPr>
-              <w:t>21.04.2026</w:t>
-            </w:r>
-          </w:p>
-        </w:tc>
-        <w:tc>
-          <w:tcPr>
-            <w:tcW w:w="1701" w:type="dxa"/>
-            <w:shd w:val="clear" w:color="auto" w:fill="F2F7FB"/>
-            <w:tcMar>
-              <w:top w:w="70" w:type="dxa"/>
-              <w:left w:w="80" w:type="dxa"/>
-              <w:bottom w:w="70" w:type="dxa"/>
-              <w:right w:w="80" w:type="dxa"/>
-            </w:tcMar>
-          </w:tcPr>
-          <w:p>
-            <w:pPr>
-              <w:spacing w:after="0"/>
-            </w:pPr>
-            <w:r>
-              <w:rPr>
-                <w:sz w:val="15"/>
-              </w:rPr>
-              <w:t>Arbeitsgruppe</w:t>
-            </w:r>
-          </w:p>
-        </w:tc>
-        <w:tc>
-          <w:tcPr>
-            <w:tcW w:w="2608" w:type="dxa"/>
-            <w:shd w:val="clear" w:color="auto" w:fill="F2F7FB"/>
-            <w:tcMar>
-              <w:top w:w="70" w:type="dxa"/>
-              <w:left w:w="80" w:type="dxa"/>
-              <w:bottom w:w="70" w:type="dxa"/>
-              <w:right w:w="80" w:type="dxa"/>
-            </w:tcMar>
-          </w:tcPr>
-          <w:p>
-            <w:pPr>
-              <w:spacing w:after="0"/>
-            </w:pPr>
-            <w:r>
-              <w:rPr>
-                <w:sz w:val="15"/>
-              </w:rPr>
-              <w:t>Besprechung / Feedback mit Dozent.</w:t>
-            </w:r>
-          </w:p>
-        </w:tc>
-        <w:tc>
-          <w:tcPr>
-            <w:tcW w:w="3061" w:type="dxa"/>
-            <w:shd w:val="clear" w:color="auto" w:fill="F2F7FB"/>
-            <w:tcMar>
-              <w:top w:w="70" w:type="dxa"/>
-              <w:left w:w="80" w:type="dxa"/>
-              <w:bottom w:w="70" w:type="dxa"/>
-              <w:right w:w="80" w:type="dxa"/>
-            </w:tcMar>
-          </w:tcPr>
-          <w:p>
-            <w:pPr>
-              <w:spacing w:after="0"/>
-              <w:rPr>
-                <w:lang w:val="de-CH"/>
-              </w:rPr>
-            </w:pPr>
-            <w:r>
-              <w:rPr>
-                <w:sz w:val="15"/>
-                <w:lang w:val="de-CH"/>
-              </w:rPr>
-              <w:t>Rückmeldung: Projekt ist auf dem guten Weg.</w:t>
-            </w:r>
-          </w:p>
-        </w:tc>
-        <w:tc>
-          <w:tcPr>
-            <w:tcW w:w="907" w:type="dxa"/>
-            <w:shd w:val="clear" w:color="auto" w:fill="F2F7FB"/>
-            <w:tcMar>
-              <w:top w:w="70" w:type="dxa"/>
-              <w:left w:w="80" w:type="dxa"/>
-              <w:bottom w:w="70" w:type="dxa"/>
-              <w:right w:w="80" w:type="dxa"/>
-            </w:tcMar>
-          </w:tcPr>
-          <w:p>
-            <w:pPr>
-              <w:spacing w:after="0"/>
-            </w:pPr>
-            <w:proofErr w:type="spellStart"/>
-            <w:r>
-              <w:rPr>
-                <w:sz w:val="15"/>
-              </w:rPr>
-              <w:t>erledigt</w:t>
-            </w:r>
-            <w:proofErr w:type="spellEnd"/>
-          </w:p>
-        </w:tc>
-      </w:tr>
-      <w:tr>
-        <w:trPr>
-          <w:cantSplit/>
-          <w:jc w:val="center"/>
-        </w:trPr>
-        <w:tc>
-          <w:tcPr>
-            <w:tcW w:w="1360" w:type="dxa"/>
-            <w:tcMar>
-              <w:top w:w="70" w:type="dxa"/>
-              <w:left w:w="80" w:type="dxa"/>
-              <w:bottom w:w="70" w:type="dxa"/>
-              <w:right w:w="80" w:type="dxa"/>
-            </w:tcMar>
-          </w:tcPr>
-          <w:p>
-            <w:pPr>
-              <w:spacing w:after="0"/>
-            </w:pPr>
-            <w:r>
-              <w:rPr>
-                <w:sz w:val="15"/>
-              </w:rPr>
-              <w:t>05.06.2026</w:t>
-            </w:r>
-          </w:p>
-        </w:tc>
-        <w:tc>
-          <w:tcPr>
-            <w:tcW w:w="1701" w:type="dxa"/>
-            <w:tcMar>
-              <w:top w:w="70" w:type="dxa"/>
-              <w:left w:w="80" w:type="dxa"/>
-              <w:bottom w:w="70" w:type="dxa"/>
-              <w:right w:w="80" w:type="dxa"/>
-            </w:tcMar>
-          </w:tcPr>
-          <w:p>
-            <w:pPr>
-              <w:spacing w:after="0"/>
-            </w:pPr>
-            <w:r>
-              <w:rPr>
-                <w:sz w:val="15"/>
-              </w:rPr>
-              <w:t>Arbeitsgruppe</w:t>
-            </w:r>
-          </w:p>
-        </w:tc>
-        <w:tc>
-          <w:tcPr>
-            <w:tcW w:w="2608" w:type="dxa"/>
-            <w:tcMar>
-              <w:top w:w="70" w:type="dxa"/>
-              <w:left w:w="80" w:type="dxa"/>
-              <w:bottom w:w="70" w:type="dxa"/>
-              <w:right w:w="80" w:type="dxa"/>
-            </w:tcMar>
-          </w:tcPr>
-          <w:p>
-            <w:pPr>
-              <w:spacing w:after="0"/>
-            </w:pPr>
-            <w:r>
-              <w:rPr>
-                <w:sz w:val="15"/>
-              </w:rPr>
-              <w:t>Umfang Aufgabe 3 festgelegt.</w:t>
-            </w:r>
-          </w:p>
-        </w:tc>
-        <w:tc>
-          <w:tcPr>
-            <w:tcW w:w="3061" w:type="dxa"/>
-            <w:tcMar>
-              <w:top w:w="70" w:type="dxa"/>
-              <w:left w:w="80" w:type="dxa"/>
-              <w:bottom w:w="70" w:type="dxa"/>
-              <w:right w:w="80" w:type="dxa"/>
-            </w:tcMar>
-          </w:tcPr>
-          <w:p>
-            <w:pPr>
-              <w:spacing w:after="0"/>
-              <w:rPr>
-                <w:lang w:val="de-CH"/>
-              </w:rPr>
-            </w:pPr>
-            <w:r>
-              <w:rPr>
-                <w:sz w:val="15"/>
-                <w:lang w:val="de-CH"/>
-              </w:rPr>
-              <w:t>Fokus auf UC1 Auftrag anlegen und UC2 Auftragsübersicht &amp; Status.</w:t>
-            </w:r>
-          </w:p>
-        </w:tc>
-        <w:tc>
-          <w:tcPr>
-            <w:tcW w:w="907" w:type="dxa"/>
-            <w:tcMar>
-              <w:top w:w="70" w:type="dxa"/>
-              <w:left w:w="80" w:type="dxa"/>
-              <w:bottom w:w="70" w:type="dxa"/>
-              <w:right w:w="80" w:type="dxa"/>
-            </w:tcMar>
-          </w:tcPr>
-          <w:p>
-            <w:pPr>
-              <w:spacing w:after="0"/>
-            </w:pPr>
-            <w:proofErr w:type="spellStart"/>
-            <w:r>
-              <w:rPr>
-                <w:sz w:val="15"/>
-              </w:rPr>
-              <w:t>erledigt</w:t>
-            </w:r>
-            <w:proofErr w:type="spellEnd"/>
-          </w:p>
-        </w:tc>
-      </w:tr>
-      <w:tr>
-        <w:trPr>
-          <w:cantSplit/>
-          <w:jc w:val="center"/>
-        </w:trPr>
-        <w:tc>
-          <w:tcPr>
-            <w:tcW w:w="1360" w:type="dxa"/>
-            <w:shd w:val="clear" w:color="auto" w:fill="F2F7FB"/>
-            <w:tcMar>
-              <w:top w:w="70" w:type="dxa"/>
-              <w:left w:w="80" w:type="dxa"/>
-              <w:bottom w:w="70" w:type="dxa"/>
-              <w:right w:w="80" w:type="dxa"/>
-            </w:tcMar>
-          </w:tcPr>
-          <w:p>
-            <w:pPr>
-              <w:spacing w:after="0"/>
-            </w:pPr>
-            <w:r>
-              <w:rPr>
-                <w:sz w:val="15"/>
-              </w:rPr>
-              <w:t>05.06.2026</w:t>
-            </w:r>
-          </w:p>
-        </w:tc>
-        <w:tc>
-          <w:tcPr>
-            <w:tcW w:w="1701" w:type="dxa"/>
-            <w:shd w:val="clear" w:color="auto" w:fill="F2F7FB"/>
-            <w:tcMar>
-              <w:top w:w="70" w:type="dxa"/>
-              <w:left w:w="80" w:type="dxa"/>
-              <w:bottom w:w="70" w:type="dxa"/>
-              <w:right w:w="80" w:type="dxa"/>
-            </w:tcMar>
-          </w:tcPr>
-          <w:p>
-            <w:pPr>
-              <w:spacing w:after="0"/>
-            </w:pPr>
-            <w:r>
-              <w:rPr>
-                <w:sz w:val="15"/>
-              </w:rPr>
-              <w:t>Arbeitsgruppe</w:t>
-            </w:r>
-          </w:p>
-        </w:tc>
-        <w:tc>
-          <w:tcPr>
-            <w:tcW w:w="2608" w:type="dxa"/>
-            <w:shd w:val="clear" w:color="auto" w:fill="F2F7FB"/>
-            <w:tcMar>
-              <w:top w:w="70" w:type="dxa"/>
-              <w:left w:w="80" w:type="dxa"/>
-              <w:bottom w:w="70" w:type="dxa"/>
-              <w:right w:w="80" w:type="dxa"/>
-            </w:tcMar>
-          </w:tcPr>
-          <w:p>
-            <w:pPr>
-              <w:spacing w:after="0"/>
-            </w:pPr>
-            <w:r>
-              <w:rPr>
-                <w:sz w:val="15"/>
-              </w:rPr>
-              <w:t>Klassenkandidaten geprüft.</w:t>
-            </w:r>
-          </w:p>
-        </w:tc>
-        <w:tc>
-          <w:tcPr>
-            <w:tcW w:w="3061" w:type="dxa"/>
-            <w:shd w:val="clear" w:color="auto" w:fill="F2F7FB"/>
-            <w:tcMar>
-              <w:top w:w="70" w:type="dxa"/>
-              <w:left w:w="80" w:type="dxa"/>
-              <w:bottom w:w="70" w:type="dxa"/>
-              <w:right w:w="80" w:type="dxa"/>
-            </w:tcMar>
-          </w:tcPr>
-          <w:p>
-            <w:pPr>
-              <w:spacing w:after="0"/>
-              <w:rPr>
-                <w:lang w:val="de-CH"/>
-              </w:rPr>
-            </w:pPr>
-            <w:r>
-              <w:rPr>
-                <w:sz w:val="15"/>
-                <w:lang w:val="de-CH"/>
-              </w:rPr>
-              <w:t>Kunde, Fahrzeug, Auftrag, Beanstandung und Auftragsstatus ausgewählt.</w:t>
-            </w:r>
-          </w:p>
-        </w:tc>
-        <w:tc>
-          <w:tcPr>
-            <w:tcW w:w="907" w:type="dxa"/>
-            <w:shd w:val="clear" w:color="auto" w:fill="F2F7FB"/>
-            <w:tcMar>
-              <w:top w:w="70" w:type="dxa"/>
-              <w:left w:w="80" w:type="dxa"/>
-              <w:bottom w:w="70" w:type="dxa"/>
-              <w:right w:w="80" w:type="dxa"/>
-            </w:tcMar>
-          </w:tcPr>
-          <w:p>
-            <w:pPr>
-              <w:spacing w:after="0"/>
-            </w:pPr>
-            <w:proofErr w:type="spellStart"/>
-            <w:r>
-              <w:rPr>
-                <w:sz w:val="15"/>
-              </w:rPr>
-              <w:t>erledigt</w:t>
-            </w:r>
-            <w:proofErr w:type="spellEnd"/>
-          </w:p>
-        </w:tc>
-      </w:tr>
-      <w:tr>
-        <w:trPr>
-          <w:cantSplit/>
-          <w:jc w:val="center"/>
-        </w:trPr>
-        <w:tc>
-          <w:tcPr>
-            <w:tcW w:w="1360" w:type="dxa"/>
-            <w:tcMar>
-              <w:top w:w="70" w:type="dxa"/>
-              <w:left w:w="80" w:type="dxa"/>
-              <w:bottom w:w="70" w:type="dxa"/>
-              <w:right w:w="80" w:type="dxa"/>
-            </w:tcMar>
-          </w:tcPr>
-          <w:p>
-            <w:pPr>
-              <w:spacing w:after="0"/>
-            </w:pPr>
-            <w:r>
-              <w:rPr>
-                <w:sz w:val="15"/>
-              </w:rPr>
-              <w:t>05.06.2026</w:t>
-            </w:r>
-          </w:p>
-        </w:tc>
-        <w:tc>
-          <w:tcPr>
-            <w:tcW w:w="1701" w:type="dxa"/>
-            <w:tcMar>
-              <w:top w:w="70" w:type="dxa"/>
-              <w:left w:w="80" w:type="dxa"/>
-              <w:bottom w:w="70" w:type="dxa"/>
-              <w:right w:w="80" w:type="dxa"/>
-            </w:tcMar>
-          </w:tcPr>
-          <w:p>
-            <w:pPr>
-              <w:spacing w:after="0"/>
-            </w:pPr>
-            <w:r>
-              <w:rPr>
-                <w:sz w:val="15"/>
-              </w:rPr>
-              <w:t>Arbeitsgruppe</w:t>
-            </w:r>
-          </w:p>
-        </w:tc>
-        <w:tc>
-          <w:tcPr>
-            <w:tcW w:w="2608" w:type="dxa"/>
-            <w:tcMar>
-              <w:top w:w="70" w:type="dxa"/>
-              <w:left w:w="80" w:type="dxa"/>
-              <w:bottom w:w="70" w:type="dxa"/>
-              <w:right w:w="80" w:type="dxa"/>
-            </w:tcMar>
-          </w:tcPr>
-          <w:p>
-            <w:pPr>
-              <w:spacing w:after="0"/>
-            </w:pPr>
-            <w:r>
-              <w:rPr>
-                <w:sz w:val="15"/>
-              </w:rPr>
-              <w:t>Vererbung geprüft.</w:t>
-            </w:r>
-          </w:p>
-        </w:tc>
-        <w:tc>
-          <w:tcPr>
-            <w:tcW w:w="3061" w:type="dxa"/>
-            <w:tcMar>
-              <w:top w:w="70" w:type="dxa"/>
-              <w:left w:w="80" w:type="dxa"/>
-              <w:bottom w:w="70" w:type="dxa"/>
-              <w:right w:w="80" w:type="dxa"/>
-            </w:tcMar>
-          </w:tcPr>
-          <w:p>
-            <w:pPr>
-              <w:spacing w:after="0"/>
-              <w:rPr>
-                <w:lang w:val="de-CH"/>
-              </w:rPr>
-            </w:pPr>
-            <w:r>
-              <w:rPr>
-                <w:sz w:val="15"/>
-                <w:lang w:val="de-CH"/>
-              </w:rPr>
-              <w:t>Keine Vererbung in Iteration 1 verwenden.</w:t>
-            </w:r>
-          </w:p>
-        </w:tc>
-        <w:tc>
-          <w:tcPr>
-            <w:tcW w:w="907" w:type="dxa"/>
-            <w:tcMar>
-              <w:top w:w="70" w:type="dxa"/>
-              <w:left w:w="80" w:type="dxa"/>
-              <w:bottom w:w="70" w:type="dxa"/>
-              <w:right w:w="80" w:type="dxa"/>
-            </w:tcMar>
-          </w:tcPr>
-          <w:p>
-            <w:pPr>
-              <w:spacing w:after="0"/>
-            </w:pPr>
-            <w:proofErr w:type="spellStart"/>
-            <w:r>
-              <w:rPr>
-                <w:sz w:val="15"/>
-              </w:rPr>
-              <w:t>erledigt</w:t>
-            </w:r>
-            <w:proofErr w:type="spellEnd"/>
-          </w:p>
-        </w:tc>
-      </w:tr>
-      <w:tr>
-        <w:trPr>
-          <w:cantSplit/>
-          <w:jc w:val="center"/>
-        </w:trPr>
-        <w:tc>
-          <w:tcPr>
-            <w:tcW w:w="1360" w:type="dxa"/>
-            <w:shd w:val="clear" w:color="auto" w:fill="F2F7FB"/>
-            <w:tcMar>
-              <w:top w:w="70" w:type="dxa"/>
-              <w:left w:w="80" w:type="dxa"/>
-              <w:bottom w:w="70" w:type="dxa"/>
-              <w:right w:w="80" w:type="dxa"/>
-            </w:tcMar>
-          </w:tcPr>
-          <w:p>
-            <w:pPr>
-              <w:spacing w:after="0"/>
-            </w:pPr>
-            <w:r>
-              <w:rPr>
-                <w:sz w:val="15"/>
-              </w:rPr>
-              <w:t>05.06.2026</w:t>
-            </w:r>
-          </w:p>
-        </w:tc>
-        <w:tc>
-          <w:tcPr>
-            <w:tcW w:w="1701" w:type="dxa"/>
-            <w:shd w:val="clear" w:color="auto" w:fill="F2F7FB"/>
-            <w:tcMar>
-              <w:top w:w="70" w:type="dxa"/>
-              <w:left w:w="80" w:type="dxa"/>
-              <w:bottom w:w="70" w:type="dxa"/>
-              <w:right w:w="80" w:type="dxa"/>
-            </w:tcMar>
-          </w:tcPr>
-          <w:p>
-            <w:pPr>
-              <w:spacing w:after="0"/>
-            </w:pPr>
-            <w:r>
-              <w:rPr>
-                <w:sz w:val="15"/>
-              </w:rPr>
-              <w:t>Arbeitsgruppe</w:t>
-            </w:r>
-          </w:p>
-        </w:tc>
-        <w:tc>
-          <w:tcPr>
-            <w:tcW w:w="2608" w:type="dxa"/>
-            <w:shd w:val="clear" w:color="auto" w:fill="F2F7FB"/>
-            <w:tcMar>
-              <w:top w:w="70" w:type="dxa"/>
-              <w:left w:w="80" w:type="dxa"/>
-              <w:bottom w:w="70" w:type="dxa"/>
-              <w:right w:w="80" w:type="dxa"/>
-            </w:tcMar>
-          </w:tcPr>
-          <w:p>
-            <w:pPr>
-              <w:spacing w:after="0"/>
-            </w:pPr>
-            <w:r>
-              <w:rPr>
-                <w:sz w:val="15"/>
-              </w:rPr>
-              <w:t>Fachklassenmodell und Zustandsmodell erstellt.</w:t>
-            </w:r>
-          </w:p>
-        </w:tc>
-        <w:tc>
-          <w:tcPr>
-            <w:tcW w:w="3061" w:type="dxa"/>
-            <w:shd w:val="clear" w:color="auto" w:fill="F2F7FB"/>
-            <w:tcMar>
-              <w:top w:w="70" w:type="dxa"/>
-              <w:left w:w="80" w:type="dxa"/>
-              <w:bottom w:w="70" w:type="dxa"/>
-              <w:right w:w="80" w:type="dxa"/>
-            </w:tcMar>
-          </w:tcPr>
-          <w:p>
-            <w:pPr>
-              <w:spacing w:after="0"/>
-              <w:rPr>
-                <w:lang w:val="de-CH"/>
-              </w:rPr>
-            </w:pPr>
-            <w:r>
-              <w:rPr>
-                <w:sz w:val="15"/>
-                <w:lang w:val="de-CH"/>
-              </w:rPr>
-              <w:t>Diagramme und Beschreibungen in Dokument aufgenommen.</w:t>
-            </w:r>
-          </w:p>
-        </w:tc>
-        <w:tc>
-          <w:tcPr>
-            <w:tcW w:w="907" w:type="dxa"/>
-            <w:shd w:val="clear" w:color="auto" w:fill="F2F7FB"/>
-            <w:tcMar>
-              <w:top w:w="70" w:type="dxa"/>
-              <w:left w:w="80" w:type="dxa"/>
-              <w:bottom w:w="70" w:type="dxa"/>
-              <w:right w:w="80" w:type="dxa"/>
-            </w:tcMar>
-          </w:tcPr>
-          <w:p>
-            <w:pPr>
-              <w:spacing w:after="0"/>
-            </w:pPr>
-            <w:proofErr w:type="spellStart"/>
-            <w:r>
-              <w:rPr>
-                <w:sz w:val="15"/>
-              </w:rPr>
-              <w:t>erledigt</w:t>
-            </w:r>
-            <w:proofErr w:type="spellEnd"/>
-          </w:p>
-        </w:tc>
-      </w:tr>
-      <w:tr>
-        <w:trPr>
-          <w:cantSplit/>
-          <w:jc w:val="center"/>
-        </w:trPr>
-        <w:tc>
-          <w:tcPr>
-            <w:tcW w:w="1360" w:type="dxa"/>
-            <w:tcMar>
-              <w:top w:w="70" w:type="dxa"/>
-              <w:left w:w="80" w:type="dxa"/>
-              <w:bottom w:w="70" w:type="dxa"/>
-              <w:right w:w="80" w:type="dxa"/>
-            </w:tcMar>
-          </w:tcPr>
-          <w:p>
-            <w:pPr>
-              <w:spacing w:after="0"/>
-            </w:pPr>
-            <w:r>
-              <w:rPr>
-                <w:sz w:val="15"/>
-              </w:rPr>
-              <w:t>05.06.2026</w:t>
-            </w:r>
-          </w:p>
-        </w:tc>
-        <w:tc>
-          <w:tcPr>
-            <w:tcW w:w="1701" w:type="dxa"/>
-            <w:tcMar>
-              <w:top w:w="70" w:type="dxa"/>
-              <w:left w:w="80" w:type="dxa"/>
-              <w:bottom w:w="70" w:type="dxa"/>
-              <w:right w:w="80" w:type="dxa"/>
-            </w:tcMar>
-          </w:tcPr>
-          <w:p>
-            <w:pPr>
-              <w:spacing w:after="0"/>
-            </w:pPr>
-            <w:r>
-              <w:rPr>
-                <w:sz w:val="15"/>
-              </w:rPr>
-              <w:t>Arbeitsgruppe</w:t>
-            </w:r>
-          </w:p>
-        </w:tc>
-        <w:tc>
-          <w:tcPr>
-            <w:tcW w:w="2608" w:type="dxa"/>
-            <w:tcMar>
-              <w:top w:w="70" w:type="dxa"/>
-              <w:left w:w="80" w:type="dxa"/>
-              <w:bottom w:w="70" w:type="dxa"/>
-              <w:right w:w="80" w:type="dxa"/>
-            </w:tcMar>
-          </w:tcPr>
-          <w:p>
-            <w:pPr>
-              <w:spacing w:after="0"/>
-            </w:pPr>
-            <w:r>
-              <w:rPr>
-                <w:sz w:val="15"/>
-              </w:rPr>
-              <w:t>Glossar und Kontrolltabellen ergänzt.</w:t>
-            </w:r>
-          </w:p>
-        </w:tc>
-        <w:tc>
-          <w:tcPr>
-            <w:tcW w:w="3061" w:type="dxa"/>
-            <w:tcMar>
-              <w:top w:w="70" w:type="dxa"/>
-              <w:left w:w="80" w:type="dxa"/>
-              <w:bottom w:w="70" w:type="dxa"/>
-              <w:right w:w="80" w:type="dxa"/>
-            </w:tcMar>
-          </w:tcPr>
-          <w:p>
-            <w:pPr>
-              <w:spacing w:after="0"/>
-            </w:pPr>
-            <w:r>
-              <w:rPr>
-                <w:sz w:val="15"/>
-              </w:rPr>
-              <w:t>Verantwortlichkeiten der Klassen dokumentiert.</w:t>
-            </w:r>
-          </w:p>
-        </w:tc>
-        <w:tc>
-          <w:tcPr>
-            <w:tcW w:w="907" w:type="dxa"/>
-            <w:tcMar>
-              <w:top w:w="70" w:type="dxa"/>
-              <w:left w:w="80" w:type="dxa"/>
-              <w:bottom w:w="70" w:type="dxa"/>
-              <w:right w:w="80" w:type="dxa"/>
-            </w:tcMar>
-          </w:tcPr>
-          <w:p>
-            <w:pPr>
-              <w:spacing w:after="0"/>
-            </w:pPr>
-            <w:r>
-              <w:rPr>
-                <w:sz w:val="15"/>
-              </w:rPr>
-              <w:t>erledigt</w:t>
-            </w:r>
-          </w:p>
-        </w:tc>
-      </w:tr>
-    </w:tbl>
     <w:p>
       <w:pPr>
         <w:pStyle w:val="berschrift1"/>
@@ -10131,10 +9261,37 @@
           <w:color w:val="1F4E79"/>
           <w:sz w:val="32"/>
         </w:rPr>
-        <w:lastRenderedPageBreak/>
-        <w:t>9 Quellen und Referenzen</w:t>
+        <w:t xml:space="preserve">9 </w:t>
+      </w:r>
+      <w:proofErr w:type="spellStart"/>
+      <w:r>
+        <w:rPr>
+          <w:rFonts w:ascii="Arial" w:hAnsi="Arial"/>
+          <w:color w:val="1F4E79"/>
+          <w:sz w:val="32"/>
+        </w:rPr>
+        <w:t>Quellen</w:t>
+      </w:r>
+      <w:proofErr w:type="spellEnd"/>
+      <w:r>
+        <w:rPr>
+          <w:rFonts w:ascii="Arial" w:hAnsi="Arial"/>
+          <w:color w:val="1F4E79"/>
+          <w:sz w:val="32"/>
+        </w:rPr>
+        <w:t xml:space="preserve"> und </w:t>
+      </w:r>
+      <w:proofErr w:type="spellStart"/>
+      <w:r>
+        <w:rPr>
+          <w:rFonts w:ascii="Arial" w:hAnsi="Arial"/>
+          <w:color w:val="1F4E79"/>
+          <w:sz w:val="32"/>
+        </w:rPr>
+        <w:t>Referenzen</w:t>
       </w:r>
       <w:bookmarkEnd w:id="19"/>
+      <w:proofErr w:type="spellEnd"/>
     </w:p>
     <w:tbl>
       <w:tblPr>
@@ -10361,8 +9518,16 @@
               <w:rPr>
                 <w:sz w:val="16"/>
               </w:rPr>
-              <w:t xml:space="preserve"> Analyse</w:t>
-            </w:r>
+              <w:t xml:space="preserve"> </w:t>
+            </w:r>
+            <w:proofErr w:type="spellStart"/>
+            <w:r>
+              <w:rPr>
+                <w:sz w:val="16"/>
+              </w:rPr>
+              <w:t>Analyse</w:t>
+            </w:r>
+            <w:proofErr w:type="spellEnd"/>
           </w:p>
         </w:tc>
         <w:tc>
@@ -10522,13 +9687,32 @@
           <w:color w:val="5A5A5A"/>
           <w:sz w:val="18"/>
         </w:rPr>
-        <w:t xml:space="preserve"> die konkrete Anwendung auf WerkstattPilot.</w:t>
+        <w:t xml:space="preserve"> die </w:t>
+      </w:r>
+      <w:proofErr w:type="spellStart"/>
+      <w:r>
+        <w:rPr>
+          <w:i/>
+          <w:color w:val="5A5A5A"/>
+          <w:sz w:val="18"/>
+        </w:rPr>
+        <w:t>konkrete</w:t>
+      </w:r>
+      <w:proofErr w:type="spellEnd"/>
+      <w:r>
+        <w:rPr>
+          <w:i/>
+          <w:color w:val="5A5A5A"/>
+          <w:sz w:val="18"/>
+        </w:rPr>
+        <w:t xml:space="preserve"> Anwendung auf WerkstattPilot.</w:t>
       </w:r>
     </w:p>
     <w:sectPr>
-      <w:footerReference w:type="default" r:id="rId11"/>
+      <w:headerReference w:type="default" r:id="rId11"/>
+      <w:footerReference w:type="default" r:id="rId12"/>
       <w:pgSz w:w="11906" w:h="16838"/>
-      <w:pgMar w:top="907" w:right="992" w:bottom="822" w:left="992" w:header="720" w:footer="720" w:gutter="0"/>
+      <w:pgMar w:top="907" w:right="992" w:bottom="822" w:left="992" w:header="426" w:footer="587" w:gutter="0"/>
       <w:cols w:space="720"/>
       <w:docGrid w:linePitch="360"/>
     </w:sectPr>
@@ -10566,12 +9750,13 @@
   <w:p>
     <w:pPr>
       <w:pStyle w:val="Fuzeile"/>
-      <w:jc w:val="center"/>
+      <w:rPr>
+        <w:sz w:val="16"/>
+      </w:rPr>
     </w:pPr>
     <w:proofErr w:type="spellStart"/>
     <w:r>
       <w:rPr>
-        <w:color w:val="646464"/>
         <w:sz w:val="16"/>
       </w:rPr>
       <w:t>WerkstattPilot</w:t>
@@ -10579,15 +9764,38 @@
     <w:proofErr w:type="spellEnd"/>
     <w:r>
       <w:rPr>
-        <w:color w:val="646464"/>
         <w:sz w:val="16"/>
       </w:rPr>
-      <w:t xml:space="preserve"> - Aufgabe 3 - </w:t>
+      <w:t xml:space="preserve"> </w:t>
+    </w:r>
+    <w:r>
+      <w:rPr>
+        <w:sz w:val="16"/>
+      </w:rPr>
+      <w:tab/>
+      <w:t xml:space="preserve">Aufgabe </w:t>
+    </w:r>
+    <w:r>
+      <w:rPr>
+        <w:sz w:val="16"/>
+      </w:rPr>
+      <w:t>3</w:t>
+    </w:r>
+    <w:r>
+      <w:rPr>
+        <w:sz w:val="16"/>
+      </w:rPr>
+      <w:t xml:space="preserve"> </w:t>
+    </w:r>
+    <w:r>
+      <w:rPr>
+        <w:sz w:val="16"/>
+      </w:rPr>
+      <w:tab/>
     </w:r>
     <w:proofErr w:type="spellStart"/>
     <w:r>
       <w:rPr>
-        <w:color w:val="646464"/>
         <w:sz w:val="16"/>
       </w:rPr>
       <w:t>Seite</w:t>
@@ -10595,7 +9803,6 @@
     <w:proofErr w:type="spellEnd"/>
     <w:r>
       <w:rPr>
-        <w:color w:val="646464"/>
         <w:sz w:val="16"/>
       </w:rPr>
       <w:t xml:space="preserve"> </w:t>
@@ -10604,15 +9811,12 @@
       <w:fldChar w:fldCharType="begin"/>
     </w:r>
     <w:r>
-      <w:instrText xml:space="preserve"> PAGE </w:instrText>
+      <w:instrText>PAGE</w:instrText>
     </w:r>
     <w:r>
       <w:fldChar w:fldCharType="separate"/>
     </w:r>
     <w:r>
-      <w:rPr>
-        <w:noProof/>
-      </w:rPr>
       <w:t>1</w:t>
     </w:r>
     <w:r>
@@ -10645,6 +9849,72 @@
     </w:p>
   </w:footnote>
 </w:footnotes>
+</file>
+
+<file path=word/header1.xml><?xml version="1.0" encoding="utf-8"?>
+<w:hdr xmlns:wpc="http://schemas.microsoft.com/office/word/2010/wordprocessingCanvas" xmlns:cx="http://schemas.microsoft.com/office/drawing/2014/chartex" xmlns:cx1="http://schemas.microsoft.com/office/drawing/2015/9/8/chartex" xmlns:cx2="http://schemas.microsoft.com/office/drawing/2015/10/21/chartex" xmlns:cx3="http://schemas.microsoft.com/office/drawing/2016/5/9/chartex" xmlns:cx4="http://schemas.microsoft.com/office/drawing/2016/5/10/chartex" xmlns:cx5="http://schemas.microsoft.com/office/drawing/2016/5/11/chartex" xmlns:cx6="http://schemas.microsoft.com/office/drawing/2016/5/12/chartex" xmlns:cx7="http://schemas.microsoft.com/office/drawing/2016/5/13/chartex" xmlns:cx8="http://schemas.microsoft.com/office/drawing/2016/5/14/chartex" xmlns:mc="http://schemas.openxmlformats.org/markup-compatibility/2006" xmlns:aink="http://schemas.microsoft.com/office/drawing/2016/ink" xmlns:am3d="http://schemas.microsoft.com/office/drawing/2017/model3d" xmlns:o="urn:schemas-microsoft-com:office:office" xmlns:oel="http://schemas.microsoft.com/office/2019/extlst" xmlns:r="http://schemas.openxmlformats.org/officeDocument/2006/relationships" xmlns:m="http://schemas.openxmlformats.org/officeDocument/2006/math" xmlns:v="urn:schemas-microsoft-com:vml" xmlns:wp14="http://schemas.microsoft.com/office/word/2010/wordprocessingDrawing" xmlns:wp="http://schemas.openxmlformats.org/drawingml/2006/wordprocessingDrawing" xmlns:w10="urn:schemas-microsoft-com:office:word" xmlns:w="http://schemas.openxmlformats.org/wordprocessingml/2006/main" xmlns:w14="http://schemas.microsoft.com/office/word/2010/wordml" xmlns:w15="http://schemas.microsoft.com/office/word/2012/wordml" xmlns:w16cex="http://schemas.microsoft.com/office/word/2018/wordml/cex" xmlns:w16cid="http://schemas.microsoft.com/office/word/2016/wordml/cid" xmlns:w16="http://schemas.microsoft.com/office/word/2018/wordml" xmlns:w16du="http://schemas.microsoft.com/office/word/2023/wordml/word16du" xmlns:w16sdtdh="http://schemas.microsoft.com/office/word/2020/wordml/sdtdatahash" xmlns:w16sdtfl="http://schemas.microsoft.com/office/word/2024/wordml/sdtformatlock" xmlns:w16se="http://schemas.microsoft.com/office/word/2015/wordml/symex" xmlns:wpg="http://schemas.microsoft.com/office/word/2010/wordprocessingGroup" xmlns:wpi="http://schemas.microsoft.com/office/word/2010/wordprocessingInk" xmlns:wne="http://schemas.microsoft.com/office/word/2006/wordml" xmlns:wps="http://schemas.microsoft.com/office/word/2010/wordprocessingShape" mc:Ignorable="w14 w15 w16se w16cid w16 w16cex w16sdtdh w16sdtfl w16du wp14">
+  <w:p>
+    <w:pPr>
+      <w:pStyle w:val="Kopfzeile"/>
+      <w:rPr>
+        <w:rFonts w:cs="Arial"/>
+      </w:rPr>
+    </w:pPr>
+    <w:r>
+      <w:rPr>
+        <w:rFonts w:cs="Arial"/>
+        <w:color w:val="5A5A5A"/>
+        <w:sz w:val="16"/>
+      </w:rPr>
+      <w:t>Livio Luna / Dominic Lolo</w:t>
+    </w:r>
+    <w:r>
+      <w:rPr>
+        <w:rFonts w:cs="Arial"/>
+        <w:color w:val="5A5A5A"/>
+        <w:sz w:val="16"/>
+      </w:rPr>
+      <w:t>s</w:t>
+    </w:r>
+    <w:r>
+      <w:rPr>
+        <w:rFonts w:cs="Arial"/>
+        <w:color w:val="5A5A5A"/>
+        <w:sz w:val="16"/>
+      </w:rPr>
+      <w:tab/>
+    </w:r>
+    <w:r>
+      <w:rPr>
+        <w:rFonts w:cs="Arial"/>
+        <w:color w:val="5A5A5A"/>
+        <w:sz w:val="16"/>
+      </w:rPr>
+      <w:t xml:space="preserve">05.06.2026     </w:t>
+    </w:r>
+    <w:r>
+      <w:rPr>
+        <w:rFonts w:cs="Arial"/>
+        <w:color w:val="5A5A5A"/>
+        <w:sz w:val="16"/>
+      </w:rPr>
+      <w:tab/>
+    </w:r>
+    <w:r>
+      <w:rPr>
+        <w:rFonts w:cs="Arial"/>
+        <w:color w:val="5A5A5A"/>
+        <w:sz w:val="16"/>
+      </w:rPr>
+      <w:t>Juventus Schule HF</w:t>
+    </w:r>
+  </w:p>
+  <w:p>
+    <w:pPr>
+      <w:pStyle w:val="Kopfzeile"/>
+    </w:pPr>
+  </w:p>
+</w:hdr>
 </file>
 
 <file path=word/numbering.xml><?xml version="1.0" encoding="utf-8"?>
@@ -11458,7 +10728,6 @@
   <w:style w:type="character" w:default="1" w:styleId="Absatz-Standardschriftart">
     <w:name w:val="Default Paragraph Font"/>
     <w:uiPriority w:val="1"/>
-    <w:semiHidden/>
     <w:unhideWhenUsed/>
   </w:style>
   <w:style w:type="table" w:default="1" w:styleId="NormaleTabelle">
